--- a/forms/application-form.docx
+++ b/forms/application-form.docx
@@ -745,7 +745,7 @@
           <w:color w:val="44474F"/>
           <w:sz w:val="17"/>
         </w:rPr>
-        <w:t>※ 참가자 전원은 의무 교육 1회에 반드시 참석해야 합니다. 작성·서명한 신청서는 신청 사이트 「내 신청」에 올립니다(PDF·워드·한글 파일).</w:t>
+        <w:t>※ 참가자 전원은 의무 교육 1회에 반드시 참석해야 합니다. 서면으로 신청하면 작성·서명한 신청서를 운영진에게 제출합니다(운영진이 신청 시스템에 입력).</w:t>
       </w:r>
     </w:p>
     <w:sectPr>
